--- a/任务要求.docx
+++ b/任务要求.docx
@@ -4,54 +4,169 @@
   <w:body>
     <w:p>
       <w:pPr>
-        <w:rPr>
-          <w:rFonts w:hint="eastAsia"/>
+        <w:jc w:val="center"/>
+        <w:rPr>
+          <w:rFonts w:asciiTheme="minorEastAsia" w:hAnsiTheme="minorEastAsia"/>
+          <w:sz w:val="30"/>
+          <w:szCs w:val="30"/>
         </w:rPr>
       </w:pPr>
       <w:r>
         <w:rPr>
-          <w:rFonts w:hint="eastAsia"/>
-        </w:rPr>
-        <w:t>构造任务3:</w:t>
+          <w:rFonts w:asciiTheme="minorEastAsia" w:hAnsiTheme="minorEastAsia" w:hint="eastAsia"/>
+          <w:sz w:val="30"/>
+          <w:szCs w:val="30"/>
+        </w:rPr>
+        <w:t>任务5</w:t>
       </w:r>
     </w:p>
     <w:p>
       <w:pPr>
         <w:rPr>
-          <w:rFonts w:hint="eastAsia"/>
+          <w:rFonts w:asciiTheme="minorEastAsia" w:hAnsiTheme="minorEastAsia" w:hint="eastAsia"/>
+          <w:sz w:val="30"/>
+          <w:szCs w:val="30"/>
         </w:rPr>
       </w:pPr>
       <w:r>
         <w:rPr>
-          <w:rFonts w:hint="eastAsia"/>
-        </w:rPr>
-        <w:t>1)创建一个敏捷开发项目。在Coding Dev0ps或类似的研发协作管理平台上，并以前两次的任务要求作为backlog，创建迭代。</w:t>
+          <w:rFonts w:asciiTheme="minorEastAsia" w:hAnsiTheme="minorEastAsia" w:hint="eastAsia"/>
+          <w:sz w:val="30"/>
+          <w:szCs w:val="30"/>
+        </w:rPr>
+        <w:t xml:space="preserve">1、新增类 </w:t>
+      </w:r>
+      <w:proofErr w:type="spellStart"/>
+      <w:r>
+        <w:rPr>
+          <w:rFonts w:asciiTheme="minorEastAsia" w:hAnsiTheme="minorEastAsia" w:hint="eastAsia"/>
+          <w:sz w:val="30"/>
+          <w:szCs w:val="30"/>
+        </w:rPr>
+        <w:t>OperationBase</w:t>
+      </w:r>
+      <w:proofErr w:type="spellEnd"/>
+      <w:r>
+        <w:rPr>
+          <w:rFonts w:asciiTheme="minorEastAsia" w:hAnsiTheme="minorEastAsia" w:hint="eastAsia"/>
+          <w:sz w:val="30"/>
+          <w:szCs w:val="30"/>
+        </w:rPr>
+        <w:t>，构造加减法</w:t>
+      </w:r>
+      <w:proofErr w:type="gramStart"/>
+      <w:r>
+        <w:rPr>
+          <w:rFonts w:asciiTheme="minorEastAsia" w:hAnsiTheme="minorEastAsia" w:hint="eastAsia"/>
+          <w:sz w:val="30"/>
+          <w:szCs w:val="30"/>
+        </w:rPr>
+        <w:t>算式基并返回</w:t>
+      </w:r>
+      <w:proofErr w:type="gramEnd"/>
+      <w:r>
+        <w:rPr>
+          <w:rFonts w:asciiTheme="minorEastAsia" w:hAnsiTheme="minorEastAsia" w:hint="eastAsia"/>
+          <w:sz w:val="30"/>
+          <w:szCs w:val="30"/>
+        </w:rPr>
+        <w:t>。例如</w:t>
+      </w:r>
+      <w:proofErr w:type="spellStart"/>
+      <w:r>
+        <w:rPr>
+          <w:rFonts w:asciiTheme="minorEastAsia" w:hAnsiTheme="minorEastAsia" w:hint="eastAsia"/>
+          <w:sz w:val="30"/>
+          <w:szCs w:val="30"/>
+        </w:rPr>
+        <w:t>AdditionOperation</w:t>
+      </w:r>
+      <w:proofErr w:type="spellEnd"/>
+      <w:r>
+        <w:rPr>
+          <w:rFonts w:asciiTheme="minorEastAsia" w:hAnsiTheme="minorEastAsia" w:hint="eastAsia"/>
+          <w:sz w:val="30"/>
+          <w:szCs w:val="30"/>
+        </w:rPr>
+        <w:t>()，</w:t>
       </w:r>
     </w:p>
     <w:p>
       <w:pPr>
         <w:rPr>
-          <w:rFonts w:hint="eastAsia"/>
+          <w:rFonts w:asciiTheme="minorEastAsia" w:hAnsiTheme="minorEastAsia" w:hint="eastAsia"/>
+          <w:sz w:val="30"/>
+          <w:szCs w:val="30"/>
         </w:rPr>
       </w:pPr>
+      <w:proofErr w:type="spellStart"/>
       <w:r>
         <w:rPr>
-          <w:rFonts w:hint="eastAsia"/>
-        </w:rPr>
-        <w:t>2)修改程序，要求尽可能整齐打印输出，每行6列算式。测试数据：习题中算式的数量分别是5,6,7,23,24,25,59,60,61,119,120。</w:t>
+          <w:rFonts w:asciiTheme="minorEastAsia" w:hAnsiTheme="minorEastAsia" w:hint="eastAsia"/>
+          <w:sz w:val="30"/>
+          <w:szCs w:val="30"/>
+        </w:rPr>
+        <w:t>produceAdditionBase</w:t>
+      </w:r>
+      <w:proofErr w:type="spellEnd"/>
+      <w:r>
+        <w:rPr>
+          <w:rFonts w:asciiTheme="minorEastAsia" w:hAnsiTheme="minorEastAsia" w:hint="eastAsia"/>
+          <w:sz w:val="30"/>
+          <w:szCs w:val="30"/>
+        </w:rPr>
+        <w:t>()（也可以自己创建类似的类)</w:t>
       </w:r>
     </w:p>
     <w:p>
       <w:pPr>
         <w:rPr>
-          <w:rFonts w:hint="eastAsia"/>
+          <w:rFonts w:asciiTheme="minorEastAsia" w:hAnsiTheme="minorEastAsia" w:hint="eastAsia"/>
+          <w:sz w:val="30"/>
+          <w:szCs w:val="30"/>
         </w:rPr>
       </w:pPr>
       <w:r>
         <w:rPr>
-          <w:rFonts w:hint="eastAsia"/>
-        </w:rPr>
-        <w:t>3)考虑不同用户对于功能的需求，例如小学生需要在线做题，查看得分，老师需要出题批改等功能。</w:t>
+          <w:rFonts w:asciiTheme="minorEastAsia" w:hAnsiTheme="minorEastAsia" w:hint="eastAsia"/>
+          <w:sz w:val="30"/>
+          <w:szCs w:val="30"/>
+        </w:rPr>
+        <w:t>2、由加减法算式基批量构造习题（例如习题1、习题2……)，并存入文件。(相当于题库)</w:t>
+      </w:r>
+    </w:p>
+    <w:p>
+      <w:pPr>
+        <w:rPr>
+          <w:rFonts w:asciiTheme="minorEastAsia" w:hAnsiTheme="minorEastAsia" w:hint="eastAsia"/>
+          <w:sz w:val="30"/>
+          <w:szCs w:val="30"/>
+        </w:rPr>
+      </w:pPr>
+      <w:r>
+        <w:rPr>
+          <w:rFonts w:asciiTheme="minorEastAsia" w:hAnsiTheme="minorEastAsia" w:hint="eastAsia"/>
+          <w:sz w:val="30"/>
+          <w:szCs w:val="30"/>
+        </w:rPr>
+        <w:t>3、批改习题并存入文件</w:t>
+      </w:r>
+    </w:p>
+    <w:p>
+      <w:pPr>
+        <w:rPr>
+          <w:rFonts w:asciiTheme="minorEastAsia" w:hAnsiTheme="minorEastAsia" w:hint="eastAsia"/>
+          <w:sz w:val="30"/>
+          <w:szCs w:val="30"/>
+        </w:rPr>
+      </w:pPr>
+      <w:r>
+        <w:rPr>
+          <w:rFonts w:asciiTheme="minorEastAsia" w:hAnsiTheme="minorEastAsia" w:hint="eastAsia"/>
+          <w:sz w:val="30"/>
+          <w:szCs w:val="30"/>
+        </w:rPr>
+        <w:t>文件可以考虑使用CSV文件</w:t>
       </w:r>
     </w:p>
     <w:sectPr>
@@ -471,7 +586,7 @@
     <w:link w:val="10"/>
     <w:uiPriority w:val="9"/>
     <w:qFormat/>
-    <w:rsid w:val="00576FF6"/>
+    <w:rsid w:val="006661F3"/>
     <w:pPr>
       <w:keepNext/>
       <w:keepLines/>
@@ -494,7 +609,7 @@
     <w:semiHidden/>
     <w:unhideWhenUsed/>
     <w:qFormat/>
-    <w:rsid w:val="00576FF6"/>
+    <w:rsid w:val="006661F3"/>
     <w:pPr>
       <w:keepNext/>
       <w:keepLines/>
@@ -517,7 +632,7 @@
     <w:semiHidden/>
     <w:unhideWhenUsed/>
     <w:qFormat/>
-    <w:rsid w:val="00576FF6"/>
+    <w:rsid w:val="006661F3"/>
     <w:pPr>
       <w:keepNext/>
       <w:keepLines/>
@@ -540,7 +655,7 @@
     <w:semiHidden/>
     <w:unhideWhenUsed/>
     <w:qFormat/>
-    <w:rsid w:val="00576FF6"/>
+    <w:rsid w:val="006661F3"/>
     <w:pPr>
       <w:keepNext/>
       <w:keepLines/>
@@ -563,7 +678,7 @@
     <w:semiHidden/>
     <w:unhideWhenUsed/>
     <w:qFormat/>
-    <w:rsid w:val="00576FF6"/>
+    <w:rsid w:val="006661F3"/>
     <w:pPr>
       <w:keepNext/>
       <w:keepLines/>
@@ -586,7 +701,7 @@
     <w:semiHidden/>
     <w:unhideWhenUsed/>
     <w:qFormat/>
-    <w:rsid w:val="00576FF6"/>
+    <w:rsid w:val="006661F3"/>
     <w:pPr>
       <w:keepNext/>
       <w:keepLines/>
@@ -609,7 +724,7 @@
     <w:semiHidden/>
     <w:unhideWhenUsed/>
     <w:qFormat/>
-    <w:rsid w:val="00576FF6"/>
+    <w:rsid w:val="006661F3"/>
     <w:pPr>
       <w:keepNext/>
       <w:keepLines/>
@@ -632,7 +747,7 @@
     <w:semiHidden/>
     <w:unhideWhenUsed/>
     <w:qFormat/>
-    <w:rsid w:val="00576FF6"/>
+    <w:rsid w:val="006661F3"/>
     <w:pPr>
       <w:keepNext/>
       <w:keepLines/>
@@ -652,7 +767,7 @@
     <w:semiHidden/>
     <w:unhideWhenUsed/>
     <w:qFormat/>
-    <w:rsid w:val="00576FF6"/>
+    <w:rsid w:val="006661F3"/>
     <w:pPr>
       <w:keepNext/>
       <w:keepLines/>
@@ -695,7 +810,7 @@
     <w:basedOn w:val="a0"/>
     <w:link w:val="1"/>
     <w:uiPriority w:val="9"/>
-    <w:rsid w:val="00576FF6"/>
+    <w:rsid w:val="006661F3"/>
     <w:rPr>
       <w:rFonts w:asciiTheme="majorHAnsi" w:eastAsiaTheme="majorEastAsia" w:hAnsiTheme="majorHAnsi" w:cstheme="majorBidi"/>
       <w:color w:val="2F5496" w:themeColor="accent1" w:themeShade="BF"/>
@@ -709,7 +824,7 @@
     <w:link w:val="2"/>
     <w:uiPriority w:val="9"/>
     <w:semiHidden/>
-    <w:rsid w:val="00576FF6"/>
+    <w:rsid w:val="006661F3"/>
     <w:rPr>
       <w:rFonts w:asciiTheme="majorHAnsi" w:eastAsiaTheme="majorEastAsia" w:hAnsiTheme="majorHAnsi" w:cstheme="majorBidi"/>
       <w:color w:val="2F5496" w:themeColor="accent1" w:themeShade="BF"/>
@@ -723,7 +838,7 @@
     <w:link w:val="3"/>
     <w:uiPriority w:val="9"/>
     <w:semiHidden/>
-    <w:rsid w:val="00576FF6"/>
+    <w:rsid w:val="006661F3"/>
     <w:rPr>
       <w:rFonts w:asciiTheme="majorHAnsi" w:eastAsiaTheme="majorEastAsia" w:hAnsiTheme="majorHAnsi" w:cstheme="majorBidi"/>
       <w:color w:val="2F5496" w:themeColor="accent1" w:themeShade="BF"/>
@@ -737,7 +852,7 @@
     <w:link w:val="4"/>
     <w:uiPriority w:val="9"/>
     <w:semiHidden/>
-    <w:rsid w:val="00576FF6"/>
+    <w:rsid w:val="006661F3"/>
     <w:rPr>
       <w:rFonts w:cstheme="majorBidi"/>
       <w:color w:val="2F5496" w:themeColor="accent1" w:themeShade="BF"/>
@@ -751,7 +866,7 @@
     <w:link w:val="5"/>
     <w:uiPriority w:val="9"/>
     <w:semiHidden/>
-    <w:rsid w:val="00576FF6"/>
+    <w:rsid w:val="006661F3"/>
     <w:rPr>
       <w:rFonts w:cstheme="majorBidi"/>
       <w:color w:val="2F5496" w:themeColor="accent1" w:themeShade="BF"/>
@@ -765,7 +880,7 @@
     <w:link w:val="6"/>
     <w:uiPriority w:val="9"/>
     <w:semiHidden/>
-    <w:rsid w:val="00576FF6"/>
+    <w:rsid w:val="006661F3"/>
     <w:rPr>
       <w:rFonts w:cstheme="majorBidi"/>
       <w:b/>
@@ -779,7 +894,7 @@
     <w:link w:val="7"/>
     <w:uiPriority w:val="9"/>
     <w:semiHidden/>
-    <w:rsid w:val="00576FF6"/>
+    <w:rsid w:val="006661F3"/>
     <w:rPr>
       <w:rFonts w:cstheme="majorBidi"/>
       <w:b/>
@@ -793,7 +908,7 @@
     <w:link w:val="8"/>
     <w:uiPriority w:val="9"/>
     <w:semiHidden/>
-    <w:rsid w:val="00576FF6"/>
+    <w:rsid w:val="006661F3"/>
     <w:rPr>
       <w:rFonts w:cstheme="majorBidi"/>
       <w:color w:val="595959" w:themeColor="text1" w:themeTint="A6"/>
@@ -805,7 +920,7 @@
     <w:link w:val="9"/>
     <w:uiPriority w:val="9"/>
     <w:semiHidden/>
-    <w:rsid w:val="00576FF6"/>
+    <w:rsid w:val="006661F3"/>
     <w:rPr>
       <w:rFonts w:eastAsiaTheme="majorEastAsia" w:cstheme="majorBidi"/>
       <w:color w:val="595959" w:themeColor="text1" w:themeTint="A6"/>
@@ -818,7 +933,7 @@
     <w:link w:val="a4"/>
     <w:uiPriority w:val="10"/>
     <w:qFormat/>
-    <w:rsid w:val="00576FF6"/>
+    <w:rsid w:val="006661F3"/>
     <w:pPr>
       <w:spacing w:after="80"/>
       <w:contextualSpacing/>
@@ -837,7 +952,7 @@
     <w:basedOn w:val="a0"/>
     <w:link w:val="a3"/>
     <w:uiPriority w:val="10"/>
-    <w:rsid w:val="00576FF6"/>
+    <w:rsid w:val="006661F3"/>
     <w:rPr>
       <w:rFonts w:asciiTheme="majorHAnsi" w:eastAsiaTheme="majorEastAsia" w:hAnsiTheme="majorHAnsi" w:cstheme="majorBidi"/>
       <w:spacing w:val="-10"/>
@@ -853,7 +968,7 @@
     <w:link w:val="a6"/>
     <w:uiPriority w:val="11"/>
     <w:qFormat/>
-    <w:rsid w:val="00576FF6"/>
+    <w:rsid w:val="006661F3"/>
     <w:pPr>
       <w:numPr>
         <w:ilvl w:val="1"/>
@@ -874,7 +989,7 @@
     <w:basedOn w:val="a0"/>
     <w:link w:val="a5"/>
     <w:uiPriority w:val="11"/>
-    <w:rsid w:val="00576FF6"/>
+    <w:rsid w:val="006661F3"/>
     <w:rPr>
       <w:rFonts w:asciiTheme="majorHAnsi" w:eastAsiaTheme="majorEastAsia" w:hAnsiTheme="majorHAnsi" w:cstheme="majorBidi"/>
       <w:color w:val="595959" w:themeColor="text1" w:themeTint="A6"/>
@@ -890,7 +1005,7 @@
     <w:link w:val="a8"/>
     <w:uiPriority w:val="29"/>
     <w:qFormat/>
-    <w:rsid w:val="00576FF6"/>
+    <w:rsid w:val="006661F3"/>
     <w:pPr>
       <w:spacing w:before="160" w:after="160"/>
       <w:jc w:val="center"/>
@@ -906,7 +1021,7 @@
     <w:basedOn w:val="a0"/>
     <w:link w:val="a7"/>
     <w:uiPriority w:val="29"/>
-    <w:rsid w:val="00576FF6"/>
+    <w:rsid w:val="006661F3"/>
     <w:rPr>
       <w:i/>
       <w:iCs/>
@@ -918,7 +1033,7 @@
     <w:basedOn w:val="a"/>
     <w:uiPriority w:val="34"/>
     <w:qFormat/>
-    <w:rsid w:val="00576FF6"/>
+    <w:rsid w:val="006661F3"/>
     <w:pPr>
       <w:ind w:left="720"/>
       <w:contextualSpacing/>
@@ -929,7 +1044,7 @@
     <w:basedOn w:val="a0"/>
     <w:uiPriority w:val="21"/>
     <w:qFormat/>
-    <w:rsid w:val="00576FF6"/>
+    <w:rsid w:val="006661F3"/>
     <w:rPr>
       <w:i/>
       <w:iCs/>
@@ -943,7 +1058,7 @@
     <w:link w:val="ac"/>
     <w:uiPriority w:val="30"/>
     <w:qFormat/>
-    <w:rsid w:val="00576FF6"/>
+    <w:rsid w:val="006661F3"/>
     <w:pPr>
       <w:pBdr>
         <w:top w:val="single" w:sz="4" w:space="10" w:color="2F5496" w:themeColor="accent1" w:themeShade="BF"/>
@@ -964,7 +1079,7 @@
     <w:basedOn w:val="a0"/>
     <w:link w:val="ab"/>
     <w:uiPriority w:val="30"/>
-    <w:rsid w:val="00576FF6"/>
+    <w:rsid w:val="006661F3"/>
     <w:rPr>
       <w:i/>
       <w:iCs/>
@@ -976,7 +1091,7 @@
     <w:basedOn w:val="a0"/>
     <w:uiPriority w:val="32"/>
     <w:qFormat/>
-    <w:rsid w:val="00576FF6"/>
+    <w:rsid w:val="006661F3"/>
     <w:rPr>
       <w:b/>
       <w:bCs/>
